--- a/output_receita_federal/instrucao_normativa_srf/documents/in_srf_165_19981231.docx
+++ b/output_receita_federal/instrucao_normativa_srf/documents/in_srf_165_19981231.docx
@@ -57,7 +57,7 @@
     </w:p>
     <w:p>
       <w:r>
-        <w:t>Art. 3o Esta Instrução Normativa entra em vigor na data de sua publicação.</w:t>
+        <w:t>Art. 3º Esta Instrução Normativa entra em vigor na data de sua publicação.</w:t>
       </w:r>
     </w:p>
     <w:p>
